--- a/-make-data-driven-decisions/-using-data-to-solve-problems.docx
+++ b/-make-data-driven-decisions/-using-data-to-solve-problems.docx
@@ -8,50 +8,36 @@
         <w:tabs>
           <w:tab w:val="left" w:pos="284"/>
         </w:tabs>
-      </w:pPr>
-      <w:r>
+        <w:rPr>
+          <w:lang w:val="en-US"/>
+        </w:rPr>
+      </w:pPr>
+      <w:r>
+        <w:rPr>
+          <w:lang w:val="en-US"/>
+        </w:rPr>
         <w:t>Using</w:t>
       </w:r>
       <w:r>
+        <w:rPr>
+          <w:lang w:val="en-US"/>
+        </w:rPr>
         <w:tab/>
-        <w:t xml:space="preserve"> data to solve </w:t>
-      </w:r>
-      <w:proofErr w:type="spellStart"/>
-      <w:r>
-        <w:t>problems</w:t>
-      </w:r>
-      <w:proofErr w:type="spellEnd"/>
+        <w:t xml:space="preserve"> data to solve problems</w:t>
+      </w:r>
     </w:p>
     <w:p>
       <w:pPr>
         <w:pStyle w:val="Heading1"/>
-      </w:pPr>
-      <w:r>
-        <w:t xml:space="preserve">Common </w:t>
-      </w:r>
-      <w:proofErr w:type="spellStart"/>
-      <w:r>
-        <w:t>types</w:t>
-      </w:r>
-      <w:proofErr w:type="spellEnd"/>
-      <w:r>
-        <w:t xml:space="preserve"> </w:t>
-      </w:r>
-      <w:proofErr w:type="spellStart"/>
-      <w:r>
-        <w:t>of</w:t>
-      </w:r>
-      <w:proofErr w:type="spellEnd"/>
-      <w:r>
-        <w:t xml:space="preserve"> </w:t>
-      </w:r>
-      <w:proofErr w:type="spellStart"/>
-      <w:r>
-        <w:t>problems</w:t>
-      </w:r>
-      <w:proofErr w:type="spellEnd"/>
-      <w:r>
-        <w:t>:</w:t>
+        <w:rPr>
+          <w:lang w:val="en-US"/>
+        </w:rPr>
+      </w:pPr>
+      <w:r>
+        <w:rPr>
+          <w:lang w:val="en-US"/>
+        </w:rPr>
+        <w:t>Common types of problems:</w:t>
       </w:r>
     </w:p>
     <w:p>
@@ -199,6 +185,145 @@
           <w:lang w:val="en-US"/>
         </w:rPr>
         <w:t>.</w:t>
+      </w:r>
+    </w:p>
+    <w:p>
+      <w:pPr>
+        <w:pStyle w:val="Heading1"/>
+        <w:rPr>
+          <w:lang w:val="en-US"/>
+        </w:rPr>
+      </w:pPr>
+      <w:r>
+        <w:rPr>
+          <w:lang w:val="en-US"/>
+        </w:rPr>
+        <w:t>Summarized Examples in a real world:</w:t>
+      </w:r>
+    </w:p>
+    <w:p>
+      <w:pPr>
+        <w:rPr>
+          <w:lang w:val="en-US"/>
+        </w:rPr>
+      </w:pPr>
+      <w:r>
+        <w:rPr>
+          <w:lang w:val="en-US"/>
+        </w:rPr>
+        <w:t>A company suffers from regular cancellations from clients.</w:t>
+      </w:r>
+    </w:p>
+    <w:p>
+      <w:pPr>
+        <w:pStyle w:val="Heading4"/>
+        <w:rPr>
+          <w:lang w:val="en-US"/>
+        </w:rPr>
+      </w:pPr>
+      <w:r>
+        <w:rPr>
+          <w:lang w:val="en-US"/>
+        </w:rPr>
+        <w:t xml:space="preserve">The best starting point would be </w:t>
+      </w:r>
+      <w:r>
+        <w:rPr>
+          <w:b/>
+          <w:bCs/>
+          <w:lang w:val="en-US"/>
+        </w:rPr>
+        <w:t>discovering the connections</w:t>
+      </w:r>
+      <w:r>
+        <w:rPr>
+          <w:lang w:val="en-US"/>
+        </w:rPr>
+        <w:t xml:space="preserve"> between cancellations and the service provided.</w:t>
+      </w:r>
+    </w:p>
+    <w:p>
+      <w:pPr>
+        <w:pStyle w:val="Heading4"/>
+        <w:rPr>
+          <w:lang w:val="en-US"/>
+        </w:rPr>
+      </w:pPr>
+      <w:r>
+        <w:rPr>
+          <w:lang w:val="en-US"/>
+        </w:rPr>
+        <w:t xml:space="preserve">Companies can use customer data to identify </w:t>
+      </w:r>
+      <w:r>
+        <w:rPr>
+          <w:b/>
+          <w:bCs/>
+          <w:lang w:val="en-US"/>
+        </w:rPr>
+        <w:t>common themes</w:t>
+      </w:r>
+      <w:r>
+        <w:rPr>
+          <w:lang w:val="en-US"/>
+        </w:rPr>
+        <w:t xml:space="preserve"> regarding why users cancel their subscriptions, specifically by analyzing their feedback.</w:t>
+      </w:r>
+    </w:p>
+    <w:p>
+      <w:pPr>
+        <w:pStyle w:val="Heading4"/>
+        <w:rPr>
+          <w:lang w:val="en-US"/>
+        </w:rPr>
+      </w:pPr>
+      <w:r>
+        <w:rPr>
+          <w:lang w:val="en-US"/>
+        </w:rPr>
+        <w:t xml:space="preserve">An example of </w:t>
+      </w:r>
+      <w:r>
+        <w:rPr>
+          <w:b/>
+          <w:bCs/>
+          <w:lang w:val="en-US"/>
+        </w:rPr>
+        <w:t>finding patterns</w:t>
+      </w:r>
+      <w:r>
+        <w:rPr>
+          <w:lang w:val="en-US"/>
+        </w:rPr>
+        <w:t xml:space="preserve"> would be for a data analyst to carefully examine the correlation between cancellations and other relevant metrics, such as </w:t>
+      </w:r>
+      <w:r>
+        <w:rPr>
+          <w:b/>
+          <w:bCs/>
+          <w:lang w:val="en-US"/>
+        </w:rPr>
+        <w:t>watch time, login frequency, and payment schedules</w:t>
+      </w:r>
+      <w:r>
+        <w:rPr>
+          <w:lang w:val="en-US"/>
+        </w:rPr>
+        <w:t>.</w:t>
+      </w:r>
+    </w:p>
+    <w:p>
+      <w:pPr>
+        <w:pStyle w:val="Heading4"/>
+        <w:rPr>
+          <w:lang w:val="en-US"/>
+        </w:rPr>
+      </w:pPr>
+      <w:r>
+        <w:rPr>
+          <w:lang w:val="en-US"/>
+        </w:rPr>
+        <w:t>Based on historical data, analysts can predict what triggers a customer to unsubscribe and when it is likely to happen—whether it is due to a lack of entertainment or a lack of stimulus to keep them engaged. Data analysis clarifies these points, leading to more informed decision-making.</w:t>
       </w:r>
     </w:p>
     <w:p>
@@ -764,10 +889,9 @@
     <w:next w:val="Normal"/>
     <w:link w:val="Heading3Char"/>
     <w:uiPriority w:val="9"/>
-    <w:semiHidden/>
     <w:unhideWhenUsed/>
     <w:qFormat/>
-    <w:rsid w:val="000C5B97"/>
+    <w:rsid w:val="002E403E"/>
     <w:pPr>
       <w:keepNext/>
       <w:keepLines/>
@@ -776,7 +900,7 @@
     </w:pPr>
     <w:rPr>
       <w:rFonts w:asciiTheme="majorHAnsi" w:eastAsiaTheme="majorEastAsia" w:hAnsiTheme="majorHAnsi" w:cstheme="majorBidi"/>
-      <w:color w:val="0F4761" w:themeColor="accent1" w:themeShade="BF"/>
+      <w:color w:val="0A2F41" w:themeColor="accent1" w:themeShade="80"/>
       <w:sz w:val="28"/>
       <w:szCs w:val="28"/>
     </w:rPr>
@@ -787,7 +911,6 @@
     <w:next w:val="Normal"/>
     <w:link w:val="Heading4Char"/>
     <w:uiPriority w:val="9"/>
-    <w:semiHidden/>
     <w:unhideWhenUsed/>
     <w:qFormat/>
     <w:rsid w:val="000C5B97"/>
@@ -978,11 +1101,10 @@
     <w:basedOn w:val="DefaultParagraphFont"/>
     <w:link w:val="Heading3"/>
     <w:uiPriority w:val="9"/>
-    <w:semiHidden/>
-    <w:rsid w:val="000C5B97"/>
-    <w:rPr>
-      <w:rFonts w:asciiTheme="majorHAnsi" w:eastAsiaTheme="majorEastAsia" w:hAnsiTheme="majorHAnsi" w:cstheme="majorBidi"/>
-      <w:color w:val="0F4761" w:themeColor="accent1" w:themeShade="BF"/>
+    <w:rsid w:val="002E403E"/>
+    <w:rPr>
+      <w:rFonts w:asciiTheme="majorHAnsi" w:eastAsiaTheme="majorEastAsia" w:hAnsiTheme="majorHAnsi" w:cstheme="majorBidi"/>
+      <w:color w:val="0A2F41" w:themeColor="accent1" w:themeShade="80"/>
       <w:sz w:val="28"/>
       <w:szCs w:val="28"/>
     </w:rPr>
@@ -992,7 +1114,6 @@
     <w:basedOn w:val="DefaultParagraphFont"/>
     <w:link w:val="Heading4"/>
     <w:uiPriority w:val="9"/>
-    <w:semiHidden/>
     <w:rsid w:val="000C5B97"/>
     <w:rPr>
       <w:rFonts w:asciiTheme="majorHAnsi" w:eastAsiaTheme="majorEastAsia" w:hAnsiTheme="majorHAnsi" w:cstheme="majorBidi"/>
